--- a/server/docs/操作手册/恒慧管-部门经理操作手册.docx
+++ b/server/docs/操作手册/恒慧管-部门经理操作手册.docx
@@ -24,8 +24,6 @@
           <w:color w:val="6B7280"/>
           <w:sz w:val="20"/>
         </w:rPr>
-        <w:t>部门内部项目管控系统 · 正式环境从钉钉工作台打开</w:t>
-        <w:br/>
         <w:t>访问地址：https://henghuiguan.handagroup.com/app</w:t>
       </w:r>
     </w:p>
@@ -283,7 +281,21 @@
         <w:pStyle w:val="ListBullet"/>
       </w:pPr>
       <w:r>
-        <w:t>本人参与的常规任务与临时任务</w:t>
+        <w:t>本人负责的常规任务与临时任务</w:t>
+      </w:r>
+    </w:p>
+    <w:p>
+      <w:pPr>
+        <w:pStyle w:val="ListBullet"/>
+      </w:pPr>
+      <w:r>
+        <w:rPr>
+          <w:b/>
+        </w:rPr>
+        <w:t>协办专区</w:t>
+      </w:r>
+      <w:r>
+        <w:t>：告知性协办（只读跟进）与辅助性协办（须填写协助时段）</w:t>
       </w:r>
     </w:p>
     <w:p>
@@ -292,6 +304,23 @@
       </w:pPr>
       <w:r>
         <w:t>工时汇总（预计工时、实际工时）</w:t>
+      </w:r>
+    </w:p>
+    <w:p>
+      <w:pPr>
+        <w:pStyle w:val="ListBullet"/>
+      </w:pPr>
+      <w:r>
+        <w:t xml:space="preserve">顶部统计卡片显示 </w:t>
+      </w:r>
+      <w:r>
+        <w:rPr>
+          <w:b/>
+        </w:rPr>
+        <w:t>全公司未归档项目数</w:t>
+      </w:r>
+      <w:r>
+        <w:t>（便于了解整体背景；任务列表仍仅本人相关）</w:t>
       </w:r>
     </w:p>
     <w:p>
@@ -305,16 +334,28 @@
         <w:t>逾期</w:t>
       </w:r>
       <w:r>
-        <w:t xml:space="preserve"> 或 </w:t>
+        <w:t xml:space="preserve">（截止日期早于今天）或 </w:t>
       </w:r>
       <w:r>
         <w:rPr>
           <w:b/>
         </w:rPr>
-        <w:t>1 天内到期</w:t>
+        <w:t>临期</w:t>
       </w:r>
       <w:r>
-        <w:t xml:space="preserve"> 任务时自动提示。</w:t>
+        <w:t>（今天/明天到期）任务时自动提示。</w:t>
+      </w:r>
+    </w:p>
+    <w:p>
+      <w:pPr>
+        <w:ind w:left="283"/>
+      </w:pPr>
+      <w:r>
+        <w:rPr>
+          <w:i/>
+          <w:color w:val="6B7280"/>
+        </w:rPr>
+        <w:t>**延期与临期**：截止日期 **当天** 仍算 **临期**，不算已延期；只有截止日期 **已过**（早于今天）才显示为已延期。</w:t>
       </w:r>
     </w:p>
     <w:p/>
@@ -323,119 +364,7 @@
         <w:pStyle w:val="Heading2"/>
       </w:pPr>
       <w:r>
-        <w:t>3. 任务类型</w:t>
-      </w:r>
-    </w:p>
-    <w:tbl>
-      <w:tblPr>
-        <w:tblStyle w:val="TableGrid"/>
-        <w:tblW w:type="auto" w:w="0"/>
-        <w:tblLook w:firstColumn="1" w:firstRow="1" w:lastColumn="0" w:lastRow="0" w:noHBand="0" w:noVBand="1" w:val="04A0"/>
-      </w:tblPr>
-      <w:tblGrid>
-        <w:gridCol w:w="4320"/>
-        <w:gridCol w:w="4320"/>
-      </w:tblGrid>
-      <w:tr>
-        <w:tc>
-          <w:tcPr>
-            <w:tcW w:type="dxa" w:w="4320"/>
-          </w:tcPr>
-          <w:p>
-            <w:r>
-              <w:rPr>
-                <w:b/>
-              </w:rPr>
-            </w:r>
-            <w:r>
-              <w:rPr>
-                <w:b/>
-              </w:rPr>
-              <w:t>类型</w:t>
-            </w:r>
-          </w:p>
-        </w:tc>
-        <w:tc>
-          <w:tcPr>
-            <w:tcW w:type="dxa" w:w="4320"/>
-          </w:tcPr>
-          <w:p>
-            <w:r>
-              <w:rPr>
-                <w:b/>
-              </w:rPr>
-            </w:r>
-            <w:r>
-              <w:rPr>
-                <w:b/>
-              </w:rPr>
-              <w:t>说明</w:t>
-            </w:r>
-          </w:p>
-        </w:tc>
-      </w:tr>
-      <w:tr>
-        <w:tc>
-          <w:tcPr>
-            <w:tcW w:type="dxa" w:w="4320"/>
-          </w:tcPr>
-          <w:p>
-            <w:r/>
-            <w:r>
-              <w:rPr>
-                <w:b/>
-              </w:rPr>
-              <w:t>常规任务</w:t>
-            </w:r>
-          </w:p>
-        </w:tc>
-        <w:tc>
-          <w:tcPr>
-            <w:tcW w:type="dxa" w:w="4320"/>
-          </w:tcPr>
-          <w:p>
-            <w:r/>
-            <w:r>
-              <w:t>挂在项目下，可无限层级拆分子任务</w:t>
-            </w:r>
-          </w:p>
-        </w:tc>
-      </w:tr>
-      <w:tr>
-        <w:tc>
-          <w:tcPr>
-            <w:tcW w:type="dxa" w:w="4320"/>
-          </w:tcPr>
-          <w:p>
-            <w:r/>
-            <w:r>
-              <w:rPr>
-                <w:b/>
-              </w:rPr>
-              <w:t>临时任务</w:t>
-            </w:r>
-          </w:p>
-        </w:tc>
-        <w:tc>
-          <w:tcPr>
-            <w:tcW w:type="dxa" w:w="4320"/>
-          </w:tcPr>
-          <w:p>
-            <w:r/>
-            <w:r>
-              <w:t>不关联项目，任何角色均可快速创建，用于零星事项</w:t>
-            </w:r>
-          </w:p>
-        </w:tc>
-      </w:tr>
-    </w:tbl>
-    <w:p/>
-    <w:p>
-      <w:pPr>
-        <w:pStyle w:val="Heading2"/>
-      </w:pPr>
-      <w:r>
-        <w:t>4. 任务状态</w:t>
+        <w:t>3. 任务中心 vs 项目管理</w:t>
       </w:r>
     </w:p>
     <w:tbl>
@@ -464,7 +393,7 @@
               <w:rPr>
                 <w:b/>
               </w:rPr>
-              <w:t>状态</w:t>
+              <w:t>页面</w:t>
             </w:r>
           </w:p>
         </w:tc>
@@ -482,7 +411,7 @@
               <w:rPr>
                 <w:b/>
               </w:rPr>
-              <w:t>含义</w:t>
+              <w:t>展示范围</w:t>
             </w:r>
           </w:p>
         </w:tc>
@@ -500,7 +429,7 @@
               <w:rPr>
                 <w:b/>
               </w:rPr>
-              <w:t>常见操作</w:t>
+              <w:t>典型用途</w:t>
             </w:r>
           </w:p>
         </w:tc>
@@ -513,7 +442,10 @@
           <w:p>
             <w:r/>
             <w:r>
-              <w:t>待开始</w:t>
+              <w:rPr>
+                <w:b/>
+              </w:rPr>
+              <w:t>任务中心</w:t>
             </w:r>
           </w:p>
         </w:tc>
@@ -524,7 +456,25 @@
           <w:p>
             <w:r/>
             <w:r>
-              <w:t>已分配，尚未执行</w:t>
+              <w:t xml:space="preserve">本人负责或协办的 </w:t>
+            </w:r>
+            <w:r>
+              <w:rPr>
+                <w:b/>
+              </w:rPr>
+              <w:t>末级任务</w:t>
+            </w:r>
+            <w:r>
+              <w:t xml:space="preserve">；部门经理/总经理另有 </w:t>
+            </w:r>
+            <w:r>
+              <w:rPr>
+                <w:b/>
+              </w:rPr>
+              <w:t>部门</w:t>
+            </w:r>
+            <w:r>
+              <w:t xml:space="preserve"> 页签</w:t>
             </w:r>
           </w:p>
         </w:tc>
@@ -535,7 +485,7 @@
           <w:p>
             <w:r/>
             <w:r>
-              <w:t>「开始执行」</w:t>
+              <w:t>每日待办、部门监督、导出</w:t>
             </w:r>
           </w:p>
         </w:tc>
@@ -548,7 +498,10 @@
           <w:p>
             <w:r/>
             <w:r>
-              <w:t>进行中</w:t>
+              <w:rPr>
+                <w:b/>
+              </w:rPr>
+              <w:t>项目管理</w:t>
             </w:r>
           </w:p>
         </w:tc>
@@ -559,7 +512,22 @@
           <w:p>
             <w:r/>
             <w:r>
-              <w:t>正在推进</w:t>
+              <w:rPr>
+                <w:b/>
+              </w:rPr>
+              <w:t>全公司</w:t>
+            </w:r>
+            <w:r>
+              <w:t xml:space="preserve"> 未归档项目及项目下 </w:t>
+            </w:r>
+            <w:r>
+              <w:rPr>
+                <w:b/>
+              </w:rPr>
+              <w:t>全部</w:t>
+            </w:r>
+            <w:r>
+              <w:t xml:space="preserve"> 任务树</w:t>
             </w:r>
           </w:p>
         </w:tc>
@@ -570,7 +538,400 @@
           <w:p>
             <w:r/>
             <w:r>
-              <w:t>更新进度、「标记完成」</w:t>
+              <w:t>查看他人进度、项目背景、领导分配任务</w:t>
+            </w:r>
+          </w:p>
+        </w:tc>
+      </w:tr>
+    </w:tbl>
+    <w:p>
+      <w:r>
+        <w:t xml:space="preserve">执行人员与部门经理在项目管理中可 </w:t>
+      </w:r>
+      <w:r>
+        <w:rPr>
+          <w:b/>
+        </w:rPr>
+        <w:t>只读</w:t>
+      </w:r>
+      <w:r>
+        <w:t xml:space="preserve"> 浏览全公司项目；编辑、拆分任务、归档等须为项目负责人/创建人或总经理/管理员。</w:t>
+      </w:r>
+    </w:p>
+    <w:p>
+      <w:r>
+        <w:rPr>
+          <w:b/>
+        </w:rPr>
+        <w:t>项目团队成员</w:t>
+      </w:r>
+      <w:r>
+        <w:t xml:space="preserve">：新建/编辑项目时可指定 </w:t>
+      </w:r>
+      <w:r>
+        <w:rPr>
+          <w:b/>
+        </w:rPr>
+        <w:t>团队成员</w:t>
+      </w:r>
+      <w:r>
+        <w:t xml:space="preserve">（除项目负责人外）。被指定成员对该项目下任务拥有与负责人/协办人类似的 </w:t>
+      </w:r>
+      <w:r>
+        <w:rPr>
+          <w:b/>
+        </w:rPr>
+        <w:t>编辑、上传附件、留言</w:t>
+      </w:r>
+      <w:r>
+        <w:t xml:space="preserve"> 权限，但 </w:t>
+      </w:r>
+      <w:r>
+        <w:rPr>
+          <w:b/>
+        </w:rPr>
+        <w:t>不能</w:t>
+      </w:r>
+      <w:r>
+        <w:t xml:space="preserve"> 拆分主/子任务、驳回、转办或归档项目。项目详情页会展示团队成员名单。</w:t>
+      </w:r>
+    </w:p>
+    <w:p/>
+    <w:p>
+      <w:pPr>
+        <w:pStyle w:val="Heading2"/>
+      </w:pPr>
+      <w:r>
+        <w:t>4. 任务类型</w:t>
+      </w:r>
+    </w:p>
+    <w:tbl>
+      <w:tblPr>
+        <w:tblStyle w:val="TableGrid"/>
+        <w:tblW w:type="auto" w:w="0"/>
+        <w:tblLook w:firstColumn="1" w:firstRow="1" w:lastColumn="0" w:lastRow="0" w:noHBand="0" w:noVBand="1" w:val="04A0"/>
+      </w:tblPr>
+      <w:tblGrid>
+        <w:gridCol w:w="4320"/>
+        <w:gridCol w:w="4320"/>
+      </w:tblGrid>
+      <w:tr>
+        <w:tc>
+          <w:tcPr>
+            <w:tcW w:type="dxa" w:w="4320"/>
+          </w:tcPr>
+          <w:p>
+            <w:r>
+              <w:rPr>
+                <w:b/>
+              </w:rPr>
+            </w:r>
+            <w:r>
+              <w:rPr>
+                <w:b/>
+              </w:rPr>
+              <w:t>类型</w:t>
+            </w:r>
+          </w:p>
+        </w:tc>
+        <w:tc>
+          <w:tcPr>
+            <w:tcW w:type="dxa" w:w="4320"/>
+          </w:tcPr>
+          <w:p>
+            <w:r>
+              <w:rPr>
+                <w:b/>
+              </w:rPr>
+            </w:r>
+            <w:r>
+              <w:rPr>
+                <w:b/>
+              </w:rPr>
+              <w:t>说明</w:t>
+            </w:r>
+          </w:p>
+        </w:tc>
+      </w:tr>
+      <w:tr>
+        <w:tc>
+          <w:tcPr>
+            <w:tcW w:type="dxa" w:w="4320"/>
+          </w:tcPr>
+          <w:p>
+            <w:r/>
+            <w:r>
+              <w:rPr>
+                <w:b/>
+              </w:rPr>
+              <w:t>常规任务</w:t>
+            </w:r>
+          </w:p>
+        </w:tc>
+        <w:tc>
+          <w:tcPr>
+            <w:tcW w:type="dxa" w:w="4320"/>
+          </w:tcPr>
+          <w:p>
+            <w:r/>
+            <w:r>
+              <w:t>挂在项目下，可无限层级拆分子任务</w:t>
+            </w:r>
+          </w:p>
+        </w:tc>
+      </w:tr>
+      <w:tr>
+        <w:tc>
+          <w:tcPr>
+            <w:tcW w:type="dxa" w:w="4320"/>
+          </w:tcPr>
+          <w:p>
+            <w:r/>
+            <w:r>
+              <w:rPr>
+                <w:b/>
+              </w:rPr>
+              <w:t>临时任务</w:t>
+            </w:r>
+          </w:p>
+        </w:tc>
+        <w:tc>
+          <w:tcPr>
+            <w:tcW w:type="dxa" w:w="4320"/>
+          </w:tcPr>
+          <w:p>
+            <w:r/>
+            <w:r>
+              <w:t>不关联项目，任何角色均可快速创建，用于零星事项</w:t>
+            </w:r>
+          </w:p>
+        </w:tc>
+      </w:tr>
+    </w:tbl>
+    <w:p>
+      <w:pPr>
+        <w:pStyle w:val="Heading3"/>
+      </w:pPr>
+      <w:r>
+        <w:t>任务优先级</w:t>
+      </w:r>
+    </w:p>
+    <w:p>
+      <w:r>
+        <w:t xml:space="preserve">创建或编辑任务时可设置优先级，任务中心列表 </w:t>
+      </w:r>
+      <w:r>
+        <w:rPr>
+          <w:b/>
+        </w:rPr>
+        <w:t>紧急</w:t>
+      </w:r>
+      <w:r>
+        <w:t xml:space="preserve"> 任务会自动置顶：</w:t>
+      </w:r>
+    </w:p>
+    <w:tbl>
+      <w:tblPr>
+        <w:tblStyle w:val="TableGrid"/>
+        <w:tblW w:type="auto" w:w="0"/>
+        <w:tblLook w:firstColumn="1" w:firstRow="1" w:lastColumn="0" w:lastRow="0" w:noHBand="0" w:noVBand="1" w:val="04A0"/>
+      </w:tblPr>
+      <w:tblGrid>
+        <w:gridCol w:w="4320"/>
+        <w:gridCol w:w="4320"/>
+      </w:tblGrid>
+      <w:tr>
+        <w:tc>
+          <w:tcPr>
+            <w:tcW w:type="dxa" w:w="4320"/>
+          </w:tcPr>
+          <w:p>
+            <w:r>
+              <w:rPr>
+                <w:b/>
+              </w:rPr>
+            </w:r>
+            <w:r>
+              <w:rPr>
+                <w:b/>
+              </w:rPr>
+              <w:t>优先级</w:t>
+            </w:r>
+          </w:p>
+        </w:tc>
+        <w:tc>
+          <w:tcPr>
+            <w:tcW w:type="dxa" w:w="4320"/>
+          </w:tcPr>
+          <w:p>
+            <w:r>
+              <w:rPr>
+                <w:b/>
+              </w:rPr>
+            </w:r>
+            <w:r>
+              <w:rPr>
+                <w:b/>
+              </w:rPr>
+              <w:t>说明</w:t>
+            </w:r>
+          </w:p>
+        </w:tc>
+      </w:tr>
+      <w:tr>
+        <w:tc>
+          <w:tcPr>
+            <w:tcW w:type="dxa" w:w="4320"/>
+          </w:tcPr>
+          <w:p>
+            <w:r/>
+            <w:r>
+              <w:rPr>
+                <w:b/>
+              </w:rPr>
+              <w:t>紧急</w:t>
+            </w:r>
+          </w:p>
+        </w:tc>
+        <w:tc>
+          <w:tcPr>
+            <w:tcW w:type="dxa" w:w="4320"/>
+          </w:tcPr>
+          <w:p>
+            <w:r/>
+            <w:r>
+              <w:t>需优先处理，列表置顶显示</w:t>
+            </w:r>
+          </w:p>
+        </w:tc>
+      </w:tr>
+      <w:tr>
+        <w:tc>
+          <w:tcPr>
+            <w:tcW w:type="dxa" w:w="4320"/>
+          </w:tcPr>
+          <w:p>
+            <w:r/>
+            <w:r>
+              <w:rPr>
+                <w:b/>
+              </w:rPr>
+              <w:t>重要</w:t>
+            </w:r>
+          </w:p>
+        </w:tc>
+        <w:tc>
+          <w:tcPr>
+            <w:tcW w:type="dxa" w:w="4320"/>
+          </w:tcPr>
+          <w:p>
+            <w:r/>
+            <w:r>
+              <w:t>较高优先级</w:t>
+            </w:r>
+          </w:p>
+        </w:tc>
+      </w:tr>
+      <w:tr>
+        <w:tc>
+          <w:tcPr>
+            <w:tcW w:type="dxa" w:w="4320"/>
+          </w:tcPr>
+          <w:p>
+            <w:r/>
+            <w:r>
+              <w:rPr>
+                <w:b/>
+              </w:rPr>
+              <w:t>普通</w:t>
+            </w:r>
+          </w:p>
+        </w:tc>
+        <w:tc>
+          <w:tcPr>
+            <w:tcW w:type="dxa" w:w="4320"/>
+          </w:tcPr>
+          <w:p>
+            <w:r/>
+            <w:r>
+              <w:t>默认</w:t>
+            </w:r>
+          </w:p>
+        </w:tc>
+      </w:tr>
+    </w:tbl>
+    <w:p/>
+    <w:p>
+      <w:pPr>
+        <w:pStyle w:val="Heading2"/>
+      </w:pPr>
+      <w:r>
+        <w:t>5. 任务状态</w:t>
+      </w:r>
+    </w:p>
+    <w:tbl>
+      <w:tblPr>
+        <w:tblStyle w:val="TableGrid"/>
+        <w:tblW w:type="auto" w:w="0"/>
+        <w:tblLook w:firstColumn="1" w:firstRow="1" w:lastColumn="0" w:lastRow="0" w:noHBand="0" w:noVBand="1" w:val="04A0"/>
+      </w:tblPr>
+      <w:tblGrid>
+        <w:gridCol w:w="2880"/>
+        <w:gridCol w:w="2880"/>
+        <w:gridCol w:w="2880"/>
+      </w:tblGrid>
+      <w:tr>
+        <w:tc>
+          <w:tcPr>
+            <w:tcW w:type="dxa" w:w="2880"/>
+          </w:tcPr>
+          <w:p>
+            <w:r>
+              <w:rPr>
+                <w:b/>
+              </w:rPr>
+            </w:r>
+            <w:r>
+              <w:rPr>
+                <w:b/>
+              </w:rPr>
+              <w:t>状态</w:t>
+            </w:r>
+          </w:p>
+        </w:tc>
+        <w:tc>
+          <w:tcPr>
+            <w:tcW w:type="dxa" w:w="2880"/>
+          </w:tcPr>
+          <w:p>
+            <w:r>
+              <w:rPr>
+                <w:b/>
+              </w:rPr>
+            </w:r>
+            <w:r>
+              <w:rPr>
+                <w:b/>
+              </w:rPr>
+              <w:t>含义</w:t>
+            </w:r>
+          </w:p>
+        </w:tc>
+        <w:tc>
+          <w:tcPr>
+            <w:tcW w:type="dxa" w:w="2880"/>
+          </w:tcPr>
+          <w:p>
+            <w:r>
+              <w:rPr>
+                <w:b/>
+              </w:rPr>
+            </w:r>
+            <w:r>
+              <w:rPr>
+                <w:b/>
+              </w:rPr>
+              <w:t>常见操作</w:t>
             </w:r>
           </w:p>
         </w:tc>
@@ -583,7 +944,7 @@
           <w:p>
             <w:r/>
             <w:r>
-              <w:t>已完成</w:t>
+              <w:t>待开始</w:t>
             </w:r>
           </w:p>
         </w:tc>
@@ -594,7 +955,7 @@
           <w:p>
             <w:r/>
             <w:r>
-              <w:t>任务结束</w:t>
+              <w:t>已分配，尚未执行</w:t>
             </w:r>
           </w:p>
         </w:tc>
@@ -605,7 +966,7 @@
           <w:p>
             <w:r/>
             <w:r>
-              <w:t>可归档（经理/总经理）</w:t>
+              <w:t>「开始执行」</w:t>
             </w:r>
           </w:p>
         </w:tc>
@@ -618,7 +979,7 @@
           <w:p>
             <w:r/>
             <w:r>
-              <w:t>已暂停</w:t>
+              <w:t>进行中</w:t>
             </w:r>
           </w:p>
         </w:tc>
@@ -629,7 +990,7 @@
           <w:p>
             <w:r/>
             <w:r>
-              <w:t>临时搁置</w:t>
+              <w:t>正在推进</w:t>
             </w:r>
           </w:p>
         </w:tc>
@@ -640,7 +1001,7 @@
           <w:p>
             <w:r/>
             <w:r>
-              <w:t>编辑恢复</w:t>
+              <w:t>更新进度、「标记完成」</w:t>
             </w:r>
           </w:p>
         </w:tc>
@@ -653,7 +1014,7 @@
           <w:p>
             <w:r/>
             <w:r>
-              <w:t>已驳回</w:t>
+              <w:t>已完成</w:t>
             </w:r>
           </w:p>
         </w:tc>
@@ -664,7 +1025,7 @@
           <w:p>
             <w:r/>
             <w:r>
-              <w:t>被上级退回整改</w:t>
+              <w:t>任务结束</w:t>
             </w:r>
           </w:p>
         </w:tc>
@@ -675,7 +1036,121 @@
           <w:p>
             <w:r/>
             <w:r>
+              <w:t>可归档（经理/总经理）</w:t>
+            </w:r>
+          </w:p>
+        </w:tc>
+      </w:tr>
+      <w:tr>
+        <w:tc>
+          <w:tcPr>
+            <w:tcW w:type="dxa" w:w="2880"/>
+          </w:tcPr>
+          <w:p>
+            <w:r/>
+            <w:r>
+              <w:t>已暂停</w:t>
+            </w:r>
+          </w:p>
+        </w:tc>
+        <w:tc>
+          <w:tcPr>
+            <w:tcW w:type="dxa" w:w="2880"/>
+          </w:tcPr>
+          <w:p>
+            <w:r/>
+            <w:r>
+              <w:t>临时搁置</w:t>
+            </w:r>
+          </w:p>
+        </w:tc>
+        <w:tc>
+          <w:tcPr>
+            <w:tcW w:type="dxa" w:w="2880"/>
+          </w:tcPr>
+          <w:p>
+            <w:r/>
+            <w:r>
+              <w:t>编辑恢复</w:t>
+            </w:r>
+          </w:p>
+        </w:tc>
+      </w:tr>
+      <w:tr>
+        <w:tc>
+          <w:tcPr>
+            <w:tcW w:type="dxa" w:w="2880"/>
+          </w:tcPr>
+          <w:p>
+            <w:r/>
+            <w:r>
+              <w:t>已驳回</w:t>
+            </w:r>
+          </w:p>
+        </w:tc>
+        <w:tc>
+          <w:tcPr>
+            <w:tcW w:type="dxa" w:w="2880"/>
+          </w:tcPr>
+          <w:p>
+            <w:r/>
+            <w:r>
+              <w:t>被上级退回整改</w:t>
+            </w:r>
+          </w:p>
+        </w:tc>
+        <w:tc>
+          <w:tcPr>
+            <w:tcW w:type="dxa" w:w="2880"/>
+          </w:tcPr>
+          <w:p>
+            <w:r/>
+            <w:r>
               <w:t>修改后重新推进</w:t>
+            </w:r>
+          </w:p>
+        </w:tc>
+      </w:tr>
+      <w:tr>
+        <w:tc>
+          <w:tcPr>
+            <w:tcW w:type="dxa" w:w="2880"/>
+          </w:tcPr>
+          <w:p>
+            <w:r/>
+            <w:r>
+              <w:t>阻塞中</w:t>
+            </w:r>
+          </w:p>
+        </w:tc>
+        <w:tc>
+          <w:tcPr>
+            <w:tcW w:type="dxa" w:w="2880"/>
+          </w:tcPr>
+          <w:p>
+            <w:r/>
+            <w:r>
+              <w:t>有未完成的前置依赖，暂不能推进</w:t>
+            </w:r>
+          </w:p>
+        </w:tc>
+        <w:tc>
+          <w:tcPr>
+            <w:tcW w:type="dxa" w:w="2880"/>
+          </w:tcPr>
+          <w:p>
+            <w:r/>
+            <w:r>
+              <w:t>等待前置完成；</w:t>
+            </w:r>
+            <w:r>
+              <w:rPr>
+                <w:b/>
+              </w:rPr>
+              <w:t>不计入</w:t>
+            </w:r>
+            <w:r>
+              <w:t>当周饱和度</w:t>
             </w:r>
           </w:p>
         </w:tc>
@@ -777,7 +1252,7 @@
         <w:pStyle w:val="Heading2"/>
       </w:pPr>
       <w:r>
-        <w:t>5. 计划时间与工时</w:t>
+        <w:t>6. 计划时间与工时</w:t>
       </w:r>
     </w:p>
     <w:tbl>
@@ -884,7 +1359,10 @@
           <w:p>
             <w:r/>
             <w:r>
-              <w:t>计划截止日期</w:t>
+              <w:rPr>
+                <w:b/>
+              </w:rPr>
+              <w:t>每日投入工时（选填）</w:t>
             </w:r>
           </w:p>
         </w:tc>
@@ -895,13 +1373,16 @@
           <w:p>
             <w:r/>
             <w:r>
+              <w:t xml:space="preserve">留空按标准 </w:t>
+            </w:r>
+            <w:r>
               <w:rPr>
                 <w:b/>
               </w:rPr>
-              <w:t>自动计算</w:t>
-            </w:r>
-            <w:r>
-              <w:t>（按服务端工作日历，跳过节假日/非上班日）</w:t>
+              <w:t>8.5 小时/天</w:t>
+            </w:r>
+            <w:r>
+              <w:t xml:space="preserve"> 推算截止日；填写后按每日投入推算（如带教每天 2h、3h）</w:t>
             </w:r>
           </w:p>
         </w:tc>
@@ -914,7 +1395,7 @@
           <w:p>
             <w:r/>
             <w:r>
-              <w:t>实际工时</w:t>
+              <w:t>计划截止日期</w:t>
             </w:r>
           </w:p>
         </w:tc>
@@ -931,12 +1412,53 @@
               <w:t>自动计算</w:t>
             </w:r>
             <w:r>
-              <w:t>（根据实际开始/结束日期与工作日历）</w:t>
+              <w:t>（按服务端工作日历，跳过节假日/非上班日）</w:t>
+            </w:r>
+          </w:p>
+        </w:tc>
+      </w:tr>
+      <w:tr>
+        <w:tc>
+          <w:tcPr>
+            <w:tcW w:type="dxa" w:w="4320"/>
+          </w:tcPr>
+          <w:p>
+            <w:r/>
+            <w:r>
+              <w:t>实际工时</w:t>
+            </w:r>
+          </w:p>
+        </w:tc>
+        <w:tc>
+          <w:tcPr>
+            <w:tcW w:type="dxa" w:w="4320"/>
+          </w:tcPr>
+          <w:p>
+            <w:r/>
+            <w:r>
+              <w:rPr>
+                <w:b/>
+              </w:rPr>
+              <w:t>自动计算</w:t>
+            </w:r>
+            <w:r>
+              <w:t>（根据实际开始/结束日期与工作日历；有每日投入工时时按该值计算）</w:t>
             </w:r>
           </w:p>
         </w:tc>
       </w:tr>
     </w:tbl>
+    <w:p>
+      <w:r>
+        <w:rPr>
+          <w:b/>
+        </w:rPr>
+        <w:t>带教示例</w:t>
+      </w:r>
+      <w:r>
+        <w:t>：计划开始 6/18、预计 30 小时、每日投入 2 小时 → 截止日按 15 个工作日推算（而非按满日 8.5h 压缩）。</w:t>
+      </w:r>
+    </w:p>
     <w:p>
       <w:r>
         <w:t>工作日历由服务端统一配置，前端不可修改。详见 [工作日历配置](../工作日历配置.md)。</w:t>
@@ -948,7 +1470,493 @@
         <w:pStyle w:val="Heading2"/>
       </w:pPr>
       <w:r>
-        <w:t>6. 修改留痕</w:t>
+        <w:t>7. 任务协办人</w:t>
+      </w:r>
+    </w:p>
+    <w:p>
+      <w:r>
+        <w:t>创建或编辑任务时可指定两类协办人（可选人员档案中的任意人员）：</w:t>
+      </w:r>
+    </w:p>
+    <w:tbl>
+      <w:tblPr>
+        <w:tblStyle w:val="TableGrid"/>
+        <w:tblW w:type="auto" w:w="0"/>
+        <w:tblLook w:firstColumn="1" w:firstRow="1" w:lastColumn="0" w:lastRow="0" w:noHBand="0" w:noVBand="1" w:val="04A0"/>
+      </w:tblPr>
+      <w:tblGrid>
+        <w:gridCol w:w="2880"/>
+        <w:gridCol w:w="2880"/>
+        <w:gridCol w:w="2880"/>
+      </w:tblGrid>
+      <w:tr>
+        <w:tc>
+          <w:tcPr>
+            <w:tcW w:type="dxa" w:w="2880"/>
+          </w:tcPr>
+          <w:p>
+            <w:r>
+              <w:rPr>
+                <w:b/>
+              </w:rPr>
+            </w:r>
+            <w:r>
+              <w:rPr>
+                <w:b/>
+              </w:rPr>
+              <w:t>类型</w:t>
+            </w:r>
+          </w:p>
+        </w:tc>
+        <w:tc>
+          <w:tcPr>
+            <w:tcW w:type="dxa" w:w="2880"/>
+          </w:tcPr>
+          <w:p>
+            <w:r>
+              <w:rPr>
+                <w:b/>
+              </w:rPr>
+            </w:r>
+            <w:r>
+              <w:rPr>
+                <w:b/>
+              </w:rPr>
+              <w:t>说明</w:t>
+            </w:r>
+          </w:p>
+        </w:tc>
+        <w:tc>
+          <w:tcPr>
+            <w:tcW w:type="dxa" w:w="2880"/>
+          </w:tcPr>
+          <w:p>
+            <w:r>
+              <w:rPr>
+                <w:b/>
+              </w:rPr>
+            </w:r>
+            <w:r>
+              <w:rPr>
+                <w:b/>
+              </w:rPr>
+              <w:t>工时</w:t>
+            </w:r>
+          </w:p>
+        </w:tc>
+      </w:tr>
+      <w:tr>
+        <w:tc>
+          <w:tcPr>
+            <w:tcW w:type="dxa" w:w="2880"/>
+          </w:tcPr>
+          <w:p>
+            <w:r/>
+            <w:r>
+              <w:rPr>
+                <w:b/>
+              </w:rPr>
+              <w:t>告知性协办</w:t>
+            </w:r>
+          </w:p>
+        </w:tc>
+        <w:tc>
+          <w:tcPr>
+            <w:tcW w:type="dxa" w:w="2880"/>
+          </w:tcPr>
+          <w:p>
+            <w:r/>
+            <w:r>
+              <w:t>接收任务/项目进展通知，在工作台协办专区跟进</w:t>
+            </w:r>
+          </w:p>
+        </w:tc>
+        <w:tc>
+          <w:tcPr>
+            <w:tcW w:type="dxa" w:w="2880"/>
+          </w:tcPr>
+          <w:p>
+            <w:r/>
+            <w:r>
+              <w:rPr>
+                <w:b/>
+              </w:rPr>
+              <w:t>不计入</w:t>
+            </w:r>
+            <w:r>
+              <w:t xml:space="preserve"> 饱和度</w:t>
+            </w:r>
+          </w:p>
+        </w:tc>
+      </w:tr>
+      <w:tr>
+        <w:tc>
+          <w:tcPr>
+            <w:tcW w:type="dxa" w:w="2880"/>
+          </w:tcPr>
+          <w:p>
+            <w:r/>
+            <w:r>
+              <w:rPr>
+                <w:b/>
+              </w:rPr>
+              <w:t>辅助性协办</w:t>
+            </w:r>
+          </w:p>
+        </w:tc>
+        <w:tc>
+          <w:tcPr>
+            <w:tcW w:type="dxa" w:w="2880"/>
+          </w:tcPr>
+          <w:p>
+            <w:r/>
+            <w:r>
+              <w:t xml:space="preserve">须协办人填写可协助的开始/截止时段，经任务负责人或项目负责人 </w:t>
+            </w:r>
+            <w:r>
+              <w:rPr>
+                <w:b/>
+              </w:rPr>
+              <w:t>审批</w:t>
+            </w:r>
+            <w:r>
+              <w:t xml:space="preserve"> 后生效</w:t>
+            </w:r>
+          </w:p>
+        </w:tc>
+        <w:tc>
+          <w:tcPr>
+            <w:tcW w:type="dxa" w:w="2880"/>
+          </w:tcPr>
+          <w:p>
+            <w:r/>
+            <w:r>
+              <w:rPr>
+                <w:b/>
+              </w:rPr>
+              <w:t>计入</w:t>
+            </w:r>
+            <w:r>
+              <w:t xml:space="preserve"> 当周饱和度（按协助时段分摊）</w:t>
+            </w:r>
+          </w:p>
+        </w:tc>
+      </w:tr>
+    </w:tbl>
+    <w:p>
+      <w:r>
+        <w:rPr>
+          <w:b/>
+        </w:rPr>
+        <w:t>辅助性协办流程</w:t>
+      </w:r>
+      <w:r>
+        <w:t>：</w:t>
+      </w:r>
+    </w:p>
+    <w:p>
+      <w:pPr>
+        <w:pStyle w:val="ListNumber"/>
+      </w:pPr>
+      <w:r>
+        <w:t xml:space="preserve">负责人/经理在任务编辑中添加辅助性协办人 → 协办人收到钉钉 </w:t>
+      </w:r>
+      <w:r>
+        <w:rPr>
+          <w:b/>
+        </w:rPr>
+        <w:t>协办邀请</w:t>
+      </w:r>
+    </w:p>
+    <w:p>
+      <w:pPr>
+        <w:pStyle w:val="ListNumber"/>
+      </w:pPr>
+      <w:r>
+        <w:t xml:space="preserve">协办人在工作台 </w:t>
+      </w:r>
+      <w:r>
+        <w:rPr>
+          <w:b/>
+        </w:rPr>
+        <w:t>协办专区</w:t>
+      </w:r>
+      <w:r>
+        <w:t xml:space="preserve"> 填写协助时段与说明 → 提交审批</w:t>
+      </w:r>
+    </w:p>
+    <w:p>
+      <w:pPr>
+        <w:pStyle w:val="ListNumber"/>
+      </w:pPr>
+      <w:r>
+        <w:t xml:space="preserve">任务负责人或项目负责人 </w:t>
+      </w:r>
+      <w:r>
+        <w:rPr>
+          <w:b/>
+        </w:rPr>
+        <w:t>同意/拒绝</w:t>
+      </w:r>
+      <w:r>
+        <w:t xml:space="preserve"> → 同意后计入团队饱和度统计</w:t>
+      </w:r>
+    </w:p>
+    <w:p/>
+    <w:p>
+      <w:pPr>
+        <w:pStyle w:val="Heading2"/>
+      </w:pPr>
+      <w:r>
+        <w:t>8. 跨项目任务依赖（全部角色可见）</w:t>
+      </w:r>
+    </w:p>
+    <w:p>
+      <w:r>
+        <w:t xml:space="preserve">用于表达「须等其他任务（可跨项目）完成后，本任务才可继续」的执行顺序，与任务树 </w:t>
+      </w:r>
+      <w:r>
+        <w:rPr>
+          <w:b/>
+        </w:rPr>
+        <w:t>父子拆分（parentId）</w:t>
+      </w:r>
+      <w:r>
+        <w:t xml:space="preserve"> 无关，二者可同时存在。</w:t>
+      </w:r>
+    </w:p>
+    <w:tbl>
+      <w:tblPr>
+        <w:tblStyle w:val="TableGrid"/>
+        <w:tblW w:type="auto" w:w="0"/>
+        <w:tblLook w:firstColumn="1" w:firstRow="1" w:lastColumn="0" w:lastRow="0" w:noHBand="0" w:noVBand="1" w:val="04A0"/>
+      </w:tblPr>
+      <w:tblGrid>
+        <w:gridCol w:w="4320"/>
+        <w:gridCol w:w="4320"/>
+      </w:tblGrid>
+      <w:tr>
+        <w:tc>
+          <w:tcPr>
+            <w:tcW w:type="dxa" w:w="4320"/>
+          </w:tcPr>
+          <w:p>
+            <w:r>
+              <w:rPr>
+                <w:b/>
+              </w:rPr>
+            </w:r>
+            <w:r>
+              <w:rPr>
+                <w:b/>
+              </w:rPr>
+              <w:t>概念</w:t>
+            </w:r>
+          </w:p>
+        </w:tc>
+        <w:tc>
+          <w:tcPr>
+            <w:tcW w:type="dxa" w:w="4320"/>
+          </w:tcPr>
+          <w:p>
+            <w:r>
+              <w:rPr>
+                <w:b/>
+              </w:rPr>
+            </w:r>
+            <w:r>
+              <w:rPr>
+                <w:b/>
+              </w:rPr>
+              <w:t>说明</w:t>
+            </w:r>
+          </w:p>
+        </w:tc>
+      </w:tr>
+      <w:tr>
+        <w:tc>
+          <w:tcPr>
+            <w:tcW w:type="dxa" w:w="4320"/>
+          </w:tcPr>
+          <w:p>
+            <w:r/>
+            <w:r>
+              <w:rPr>
+                <w:b/>
+              </w:rPr>
+              <w:t>前置依赖</w:t>
+            </w:r>
+          </w:p>
+        </w:tc>
+        <w:tc>
+          <w:tcPr>
+            <w:tcW w:type="dxa" w:w="4320"/>
+          </w:tcPr>
+          <w:p>
+            <w:r/>
+            <w:r>
+              <w:t xml:space="preserve">本任务需等待指定任务 </w:t>
+            </w:r>
+            <w:r>
+              <w:rPr>
+                <w:b/>
+              </w:rPr>
+              <w:t>完成后</w:t>
+            </w:r>
+            <w:r>
+              <w:t xml:space="preserve"> 才可开始/完成</w:t>
+            </w:r>
+          </w:p>
+        </w:tc>
+      </w:tr>
+      <w:tr>
+        <w:tc>
+          <w:tcPr>
+            <w:tcW w:type="dxa" w:w="4320"/>
+          </w:tcPr>
+          <w:p>
+            <w:r/>
+            <w:r>
+              <w:rPr>
+                <w:b/>
+              </w:rPr>
+              <w:t>阻塞中</w:t>
+            </w:r>
+          </w:p>
+        </w:tc>
+        <w:tc>
+          <w:tcPr>
+            <w:tcW w:type="dxa" w:w="4320"/>
+          </w:tcPr>
+          <w:p>
+            <w:r/>
+            <w:r>
+              <w:t xml:space="preserve">存在未完成前置时，任务显示 </w:t>
+            </w:r>
+            <w:r>
+              <w:rPr>
+                <w:b/>
+              </w:rPr>
+              <w:t>阻塞中</w:t>
+            </w:r>
+            <w:r>
+              <w:t>；</w:t>
+            </w:r>
+            <w:r>
+              <w:rPr>
+                <w:b/>
+              </w:rPr>
+              <w:t>不计入</w:t>
+            </w:r>
+            <w:r>
+              <w:t>当周工时饱和度，不算逾期/临期</w:t>
+            </w:r>
+          </w:p>
+        </w:tc>
+      </w:tr>
+      <w:tr>
+        <w:tc>
+          <w:tcPr>
+            <w:tcW w:type="dxa" w:w="4320"/>
+          </w:tcPr>
+          <w:p>
+            <w:r/>
+            <w:r>
+              <w:rPr>
+                <w:b/>
+              </w:rPr>
+              <w:t>标识</w:t>
+            </w:r>
+          </w:p>
+        </w:tc>
+        <w:tc>
+          <w:tcPr>
+            <w:tcW w:type="dxa" w:w="4320"/>
+          </w:tcPr>
+          <w:p>
+            <w:r/>
+            <w:r>
+              <w:t>🔗 前置 · ⏸ 阻塞中 · ▶ 可继续 · 🚧 阻塞后续 · 🌐 跨项目</w:t>
+            </w:r>
+          </w:p>
+        </w:tc>
+      </w:tr>
+    </w:tbl>
+    <w:p>
+      <w:r>
+        <w:rPr>
+          <w:b/>
+        </w:rPr>
+        <w:t>查看入口</w:t>
+      </w:r>
+      <w:r>
+        <w:t>：</w:t>
+      </w:r>
+    </w:p>
+    <w:p>
+      <w:pPr>
+        <w:pStyle w:val="ListBullet"/>
+      </w:pPr>
+      <w:r>
+        <w:rPr>
+          <w:b/>
+        </w:rPr>
+        <w:t>任务详情</w:t>
+      </w:r>
+      <w:r>
+        <w:t xml:space="preserve"> →「依赖关系（跨项目）」：查看前置/后续、方案说明</w:t>
+      </w:r>
+    </w:p>
+    <w:p>
+      <w:pPr>
+        <w:pStyle w:val="ListBullet"/>
+      </w:pPr>
+      <w:r>
+        <w:rPr>
+          <w:b/>
+        </w:rPr>
+        <w:t>项目详情</w:t>
+      </w:r>
+      <w:r>
+        <w:t xml:space="preserve"> →「跨项目 / 任务依赖」：汇总本项目相关依赖</w:t>
+      </w:r>
+    </w:p>
+    <w:p>
+      <w:r>
+        <w:rPr>
+          <w:b/>
+        </w:rPr>
+        <w:t>配置权限</w:t>
+      </w:r>
+      <w:r>
+        <w:t xml:space="preserve">：总经理/管理员、任务负责人/可编辑人、项目负责人可 </w:t>
+      </w:r>
+      <w:r>
+        <w:rPr>
+          <w:b/>
+        </w:rPr>
+        <w:t>添加/解除</w:t>
+      </w:r>
+      <w:r>
+        <w:t xml:space="preserve"> 前置依赖；执行人员一般 </w:t>
+      </w:r>
+      <w:r>
+        <w:rPr>
+          <w:b/>
+        </w:rPr>
+        <w:t>仅查看</w:t>
+      </w:r>
+      <w:r>
+        <w:t>。</w:t>
+      </w:r>
+    </w:p>
+    <w:p/>
+    <w:p>
+      <w:pPr>
+        <w:pStyle w:val="Heading2"/>
+      </w:pPr>
+      <w:r>
+        <w:t>9. 修改留痕</w:t>
       </w:r>
     </w:p>
     <w:p>
@@ -971,7 +1979,7 @@
         <w:pStyle w:val="Heading2"/>
       </w:pPr>
       <w:r>
-        <w:t>7. 钉钉工作通知</w:t>
+        <w:t>10. 钉钉工作通知</w:t>
       </w:r>
     </w:p>
     <w:p>
@@ -1201,6 +2209,126 @@
           <w:p>
             <w:r/>
             <w:r>
+              <w:t>新增任务依赖</w:t>
+            </w:r>
+          </w:p>
+        </w:tc>
+        <w:tc>
+          <w:tcPr>
+            <w:tcW w:type="dxa" w:w="4320"/>
+          </w:tcPr>
+          <w:p>
+            <w:r/>
+            <w:r>
+              <w:t>后继任务负责人、相关项目负责人</w:t>
+            </w:r>
+          </w:p>
+        </w:tc>
+      </w:tr>
+      <w:tr>
+        <w:tc>
+          <w:tcPr>
+            <w:tcW w:type="dxa" w:w="4320"/>
+          </w:tcPr>
+          <w:p>
+            <w:r/>
+            <w:r>
+              <w:t>前置完成解除阻塞</w:t>
+            </w:r>
+          </w:p>
+        </w:tc>
+        <w:tc>
+          <w:tcPr>
+            <w:tcW w:type="dxa" w:w="4320"/>
+          </w:tcPr>
+          <w:p>
+            <w:r/>
+            <w:r>
+              <w:t>后继任务负责人</w:t>
+            </w:r>
+          </w:p>
+        </w:tc>
+      </w:tr>
+      <w:tr>
+        <w:tc>
+          <w:tcPr>
+            <w:tcW w:type="dxa" w:w="4320"/>
+          </w:tcPr>
+          <w:p>
+            <w:r/>
+            <w:r>
+              <w:t>辅助性协办邀请</w:t>
+            </w:r>
+          </w:p>
+        </w:tc>
+        <w:tc>
+          <w:tcPr>
+            <w:tcW w:type="dxa" w:w="4320"/>
+          </w:tcPr>
+          <w:p>
+            <w:r/>
+            <w:r>
+              <w:t>被邀请的协办人</w:t>
+            </w:r>
+          </w:p>
+        </w:tc>
+      </w:tr>
+      <w:tr>
+        <w:tc>
+          <w:tcPr>
+            <w:tcW w:type="dxa" w:w="4320"/>
+          </w:tcPr>
+          <w:p>
+            <w:r/>
+            <w:r>
+              <w:t>协办时段待审批</w:t>
+            </w:r>
+          </w:p>
+        </w:tc>
+        <w:tc>
+          <w:tcPr>
+            <w:tcW w:type="dxa" w:w="4320"/>
+          </w:tcPr>
+          <w:p>
+            <w:r/>
+            <w:r>
+              <w:t>任务负责人、项目负责人</w:t>
+            </w:r>
+          </w:p>
+        </w:tc>
+      </w:tr>
+      <w:tr>
+        <w:tc>
+          <w:tcPr>
+            <w:tcW w:type="dxa" w:w="4320"/>
+          </w:tcPr>
+          <w:p>
+            <w:r/>
+            <w:r>
+              <w:t>协办时段已批准/已拒绝</w:t>
+            </w:r>
+          </w:p>
+        </w:tc>
+        <w:tc>
+          <w:tcPr>
+            <w:tcW w:type="dxa" w:w="4320"/>
+          </w:tcPr>
+          <w:p>
+            <w:r/>
+            <w:r>
+              <w:t>协办人</w:t>
+            </w:r>
+          </w:p>
+        </w:tc>
+      </w:tr>
+      <w:tr>
+        <w:tc>
+          <w:tcPr>
+            <w:tcW w:type="dxa" w:w="4320"/>
+          </w:tcPr>
+          <w:p>
+            <w:r/>
+            <w:r>
               <w:t>留言 @ 提及</w:t>
             </w:r>
           </w:p>
@@ -1243,7 +2371,7 @@
         <w:pStyle w:val="Heading2"/>
       </w:pPr>
       <w:r>
-        <w:t>8. 文档、附件与留言</w:t>
+        <w:t>11. 文档、附件与留言</w:t>
       </w:r>
     </w:p>
     <w:p>
@@ -1251,7 +2379,7 @@
         <w:pStyle w:val="Heading3"/>
       </w:pPr>
       <w:r>
-        <w:t>8.1 项目文档与任务附件</w:t>
+        <w:t>11.1 项目文档与任务附件</w:t>
       </w:r>
     </w:p>
     <w:tbl>
@@ -1340,7 +2468,7 @@
           <w:p>
             <w:r/>
             <w:r>
-              <w:t>总经理/管理员、本部门经理</w:t>
+              <w:t>总经理/管理员、项目负责人</w:t>
             </w:r>
           </w:p>
         </w:tc>
@@ -1351,7 +2479,13 @@
           <w:p>
             <w:r/>
             <w:r>
-              <w:t>需求书、方案等</w:t>
+              <w:t xml:space="preserve">需求书、方案等；支持上传文件或 </w:t>
+            </w:r>
+            <w:r>
+              <w:rPr>
+                <w:b/>
+              </w:rPr>
+              <w:t>添加钉钉文档链接</w:t>
             </w:r>
           </w:p>
         </w:tc>
@@ -1375,7 +2509,7 @@
           <w:p>
             <w:r/>
             <w:r>
-              <w:t>负责人、协办人、经理、管理员</w:t>
+              <w:t>负责人、协办人、项目负责人、管理员</w:t>
             </w:r>
           </w:p>
         </w:tc>
@@ -1386,7 +2520,7 @@
           <w:p>
             <w:r/>
             <w:r>
-              <w:t>截图、交付材料等</w:t>
+              <w:t>截图、交付材料等；支持上传、Ctrl+V 粘贴、钉钉文档链接</w:t>
             </w:r>
           </w:p>
         </w:tc>
@@ -1423,6 +2557,17 @@
     </w:p>
     <w:p>
       <w:r>
+        <w:rPr>
+          <w:b/>
+        </w:rPr>
+        <w:t>钉钉文档</w:t>
+      </w:r>
+      <w:r>
+        <w:t>：点击「添加钉钉文档」可从团队知识库/我的文档中选择并关联，无需重复上传文件。</w:t>
+      </w:r>
+    </w:p>
+    <w:p>
+      <w:r>
         <w:t>需连接服务端；单文件大小限制见服务端配置（默认 20MB）。</w:t>
       </w:r>
     </w:p>
@@ -1431,7 +2576,7 @@
         <w:pStyle w:val="Heading3"/>
       </w:pPr>
       <w:r>
-        <w:t>8.2 任务留言讨论</w:t>
+        <w:t>11.2 任务留言讨论</w:t>
       </w:r>
     </w:p>
     <w:p>
@@ -1518,7 +2663,7 @@
           <w:p>
             <w:r/>
             <w:r>
-              <w:t>任务负责人、协办人、项目负责人；总经理/管理员；本部门经理（本部门任务）</w:t>
+              <w:t>任务负责人、协办人、项目负责人；总经理/管理员</w:t>
             </w:r>
           </w:p>
         </w:tc>
@@ -1657,7 +2802,21 @@
         <w:pStyle w:val="Heading2"/>
       </w:pPr>
       <w:r>
-        <w:t>9. 常用快捷操作</w:t>
+        <w:t>12. 系统更新记录</w:t>
+      </w:r>
+    </w:p>
+    <w:p>
+      <w:r>
+        <w:t xml:space="preserve">侧边栏 </w:t>
+      </w:r>
+      <w:r>
+        <w:rPr>
+          <w:b/>
+        </w:rPr>
+        <w:t>「更新记录」</w:t>
+      </w:r>
+      <w:r>
+        <w:t xml:space="preserve"> 全员可见，用于查看各版本功能变更说明。</w:t>
       </w:r>
     </w:p>
     <w:tbl>
@@ -1685,7 +2844,7 @@
               <w:rPr>
                 <w:b/>
               </w:rPr>
-              <w:t>操作</w:t>
+              <w:t>项目</w:t>
             </w:r>
           </w:p>
         </w:tc>
@@ -1703,7 +2862,7 @@
               <w:rPr>
                 <w:b/>
               </w:rPr>
-              <w:t>入口</w:t>
+              <w:t>说明</w:t>
             </w:r>
           </w:p>
         </w:tc>
@@ -1716,7 +2875,10 @@
           <w:p>
             <w:r/>
             <w:r>
-              <w:t>快速建临时任务</w:t>
+              <w:rPr>
+                <w:b/>
+              </w:rPr>
+              <w:t>登录提醒</w:t>
             </w:r>
           </w:p>
         </w:tc>
@@ -1727,7 +2889,7 @@
           <w:p>
             <w:r/>
             <w:r>
-              <w:t>侧边栏「快速建任务」或移动端底部「新建」</w:t>
+              <w:t>有新版本且您尚未阅读时，登录后会弹出更新说明；点击「知道了」标记为已读</w:t>
             </w:r>
           </w:p>
         </w:tc>
@@ -1740,7 +2902,10 @@
           <w:p>
             <w:r/>
             <w:r>
-              <w:t>查看任务详情</w:t>
+              <w:rPr>
+                <w:b/>
+              </w:rPr>
+              <w:t>历史版本</w:t>
             </w:r>
           </w:p>
         </w:tc>
@@ -1751,7 +2916,7 @@
           <w:p>
             <w:r/>
             <w:r>
-              <w:t>任务中心 / 工作台 → 点击任务卡片</w:t>
+              <w:t>更新记录页可按版本号、标题、内容搜索</w:t>
             </w:r>
           </w:p>
         </w:tc>
@@ -1764,7 +2929,10 @@
           <w:p>
             <w:r/>
             <w:r>
-              <w:t>任务留言 / @ 提及</w:t>
+              <w:rPr>
+                <w:b/>
+              </w:rPr>
+              <w:t>首次登录</w:t>
             </w:r>
           </w:p>
         </w:tc>
@@ -1775,17 +2943,77 @@
           <w:p>
             <w:r/>
             <w:r>
-              <w:t xml:space="preserve">任务详情 → 留言讨论 → 输入 </w:t>
-            </w:r>
+              <w:t>不会弹出历史版本的累积提醒，仅提示登录后的新版本</w:t>
+            </w:r>
+          </w:p>
+        </w:tc>
+      </w:tr>
+    </w:tbl>
+    <w:p>
+      <w:pPr>
+        <w:ind w:left="283"/>
+      </w:pPr>
+      <w:r>
+        <w:rPr>
+          <w:i/>
+          <w:color w:val="6B7280"/>
+        </w:rPr>
+        <w:t>更新内容由运维在发版时写入，普通用户 **仅可查看**，不可编辑。</w:t>
+      </w:r>
+    </w:p>
+    <w:p/>
+    <w:p>
+      <w:pPr>
+        <w:pStyle w:val="Heading2"/>
+      </w:pPr>
+      <w:r>
+        <w:t>13. 常用快捷操作</w:t>
+      </w:r>
+    </w:p>
+    <w:tbl>
+      <w:tblPr>
+        <w:tblStyle w:val="TableGrid"/>
+        <w:tblW w:type="auto" w:w="0"/>
+        <w:tblLook w:firstColumn="1" w:firstRow="1" w:lastColumn="0" w:lastRow="0" w:noHBand="0" w:noVBand="1" w:val="04A0"/>
+      </w:tblPr>
+      <w:tblGrid>
+        <w:gridCol w:w="4320"/>
+        <w:gridCol w:w="4320"/>
+      </w:tblGrid>
+      <w:tr>
+        <w:tc>
+          <w:tcPr>
+            <w:tcW w:type="dxa" w:w="4320"/>
+          </w:tcPr>
+          <w:p>
             <w:r>
               <w:rPr>
-                <w:rFonts w:ascii="Consolas" w:hAnsi="Consolas"/>
-                <w:sz w:val="20"/>
+                <w:b/>
               </w:rPr>
-              <w:t>@</w:t>
-            </w:r>
-            <w:r>
-              <w:t xml:space="preserve"> 或 Ctrl+V 粘贴图片</w:t>
+            </w:r>
+            <w:r>
+              <w:rPr>
+                <w:b/>
+              </w:rPr>
+              <w:t>操作</w:t>
+            </w:r>
+          </w:p>
+        </w:tc>
+        <w:tc>
+          <w:tcPr>
+            <w:tcW w:type="dxa" w:w="4320"/>
+          </w:tcPr>
+          <w:p>
+            <w:r>
+              <w:rPr>
+                <w:b/>
+              </w:rPr>
+            </w:r>
+            <w:r>
+              <w:rPr>
+                <w:b/>
+              </w:rPr>
+              <w:t>入口</w:t>
             </w:r>
           </w:p>
         </w:tc>
@@ -1798,7 +3026,7 @@
           <w:p>
             <w:r/>
             <w:r>
-              <w:t>粘贴任务附件图片</w:t>
+              <w:t>快速建临时任务</w:t>
             </w:r>
           </w:p>
         </w:tc>
@@ -1809,7 +3037,7 @@
           <w:p>
             <w:r/>
             <w:r>
-              <w:t>任务详情 → 附件区域点击后 Ctrl+V</w:t>
+              <w:t>侧边栏「快速建任务」或移动端底部「新建」</w:t>
             </w:r>
           </w:p>
         </w:tc>
@@ -1822,7 +3050,7 @@
           <w:p>
             <w:r/>
             <w:r>
-              <w:t>导出任务列表</w:t>
+              <w:t>查看任务详情</w:t>
             </w:r>
           </w:p>
         </w:tc>
@@ -1833,7 +3061,161 @@
           <w:p>
             <w:r/>
             <w:r>
+              <w:t>任务中心 / 工作台 → 点击任务卡片</w:t>
+            </w:r>
+          </w:p>
+        </w:tc>
+      </w:tr>
+      <w:tr>
+        <w:tc>
+          <w:tcPr>
+            <w:tcW w:type="dxa" w:w="4320"/>
+          </w:tcPr>
+          <w:p>
+            <w:r/>
+            <w:r>
+              <w:t>任务留言 / @ 提及</w:t>
+            </w:r>
+          </w:p>
+        </w:tc>
+        <w:tc>
+          <w:tcPr>
+            <w:tcW w:type="dxa" w:w="4320"/>
+          </w:tcPr>
+          <w:p>
+            <w:r/>
+            <w:r>
+              <w:t xml:space="preserve">任务详情 → 留言讨论 → 输入 </w:t>
+            </w:r>
+            <w:r>
+              <w:rPr>
+                <w:rFonts w:ascii="Consolas" w:hAnsi="Consolas"/>
+                <w:sz w:val="20"/>
+              </w:rPr>
+              <w:t>@</w:t>
+            </w:r>
+            <w:r>
+              <w:t xml:space="preserve"> 或 Ctrl+V 粘贴图片</w:t>
+            </w:r>
+          </w:p>
+        </w:tc>
+      </w:tr>
+      <w:tr>
+        <w:tc>
+          <w:tcPr>
+            <w:tcW w:type="dxa" w:w="4320"/>
+          </w:tcPr>
+          <w:p>
+            <w:r/>
+            <w:r>
+              <w:t>粘贴任务附件图片</w:t>
+            </w:r>
+          </w:p>
+        </w:tc>
+        <w:tc>
+          <w:tcPr>
+            <w:tcW w:type="dxa" w:w="4320"/>
+          </w:tcPr>
+          <w:p>
+            <w:r/>
+            <w:r>
+              <w:t>任务详情 → 附件区域点击后 Ctrl+V</w:t>
+            </w:r>
+          </w:p>
+        </w:tc>
+      </w:tr>
+      <w:tr>
+        <w:tc>
+          <w:tcPr>
+            <w:tcW w:type="dxa" w:w="4320"/>
+          </w:tcPr>
+          <w:p>
+            <w:r/>
+            <w:r>
+              <w:t>导出任务列表</w:t>
+            </w:r>
+          </w:p>
+        </w:tc>
+        <w:tc>
+          <w:tcPr>
+            <w:tcW w:type="dxa" w:w="4320"/>
+          </w:tcPr>
+          <w:p>
+            <w:r/>
+            <w:r>
               <w:t>任务中心页顶部「导出」</w:t>
+            </w:r>
+          </w:p>
+        </w:tc>
+      </w:tr>
+      <w:tr>
+        <w:tc>
+          <w:tcPr>
+            <w:tcW w:type="dxa" w:w="4320"/>
+          </w:tcPr>
+          <w:p>
+            <w:r/>
+            <w:r>
+              <w:t>处理辅助性协办</w:t>
+            </w:r>
+          </w:p>
+        </w:tc>
+        <w:tc>
+          <w:tcPr>
+            <w:tcW w:type="dxa" w:w="4320"/>
+          </w:tcPr>
+          <w:p>
+            <w:r/>
+            <w:r>
+              <w:t>工作台 → 协办专区 → 填写时段并提交</w:t>
+            </w:r>
+          </w:p>
+        </w:tc>
+      </w:tr>
+      <w:tr>
+        <w:tc>
+          <w:tcPr>
+            <w:tcW w:type="dxa" w:w="4320"/>
+          </w:tcPr>
+          <w:p>
+            <w:r/>
+            <w:r>
+              <w:t>查看全公司项目</w:t>
+            </w:r>
+          </w:p>
+        </w:tc>
+        <w:tc>
+          <w:tcPr>
+            <w:tcW w:type="dxa" w:w="4320"/>
+          </w:tcPr>
+          <w:p>
+            <w:r/>
+            <w:r>
+              <w:t>侧边栏「项目管理」</w:t>
+            </w:r>
+          </w:p>
+        </w:tc>
+      </w:tr>
+      <w:tr>
+        <w:tc>
+          <w:tcPr>
+            <w:tcW w:type="dxa" w:w="4320"/>
+          </w:tcPr>
+          <w:p>
+            <w:r/>
+            <w:r>
+              <w:t>查看系统更新</w:t>
+            </w:r>
+          </w:p>
+        </w:tc>
+        <w:tc>
+          <w:tcPr>
+            <w:tcW w:type="dxa" w:w="4320"/>
+          </w:tcPr>
+          <w:p>
+            <w:r/>
+            <w:r>
+              <w:t>侧边栏「更新记录」</w:t>
             </w:r>
           </w:p>
         </w:tc>
@@ -1885,7 +3267,7 @@
           <w:i/>
           <w:color w:val="6B7280"/>
         </w:rPr>
-        <w:t>适用角色：`manager`（部门经理） 权限范围：**本部门** 项目、任务及下属人员</w:t>
+        <w:t>适用角色：`manager`（部门经理） 权限范围：**全公司项目**只读浏览；**管理权**取决于是否为项目负责人/创建人，而非部门归属</w:t>
       </w:r>
     </w:p>
     <w:p/>
@@ -1902,7 +3284,13 @@
         <w:pStyle w:val="ListBullet"/>
       </w:pPr>
       <w:r>
-        <w:t>本部门全部项目（其他部门不可见）</w:t>
+        <w:rPr>
+          <w:b/>
+        </w:rPr>
+        <w:t>全公司</w:t>
+      </w:r>
+      <w:r>
+        <w:t xml:space="preserve"> 所有项目（列表、详情、全部任务），与总经理列表范围一致</w:t>
       </w:r>
     </w:p>
     <w:p>
@@ -1910,7 +3298,28 @@
         <w:pStyle w:val="ListBullet"/>
       </w:pPr>
       <w:r>
-        <w:t>本部门项目下的所有任务，及本部门人员创建的临时任务</w:t>
+        <w:rPr>
+          <w:b/>
+        </w:rPr>
+        <w:t>管理权</w:t>
+      </w:r>
+      <w:r>
+        <w:t xml:space="preserve">：仅本人为 </w:t>
+      </w:r>
+      <w:r>
+        <w:rPr>
+          <w:b/>
+        </w:rPr>
+        <w:t>项目负责人/创建人</w:t>
+      </w:r>
+      <w:r>
+        <w:t xml:space="preserve"> 的项目可编辑、归档、添加任务、上传文档；其他项目 </w:t>
+      </w:r>
+      <w:r>
+        <w:rPr>
+          <w:b/>
+        </w:rPr>
+        <w:t>只读</w:t>
       </w:r>
     </w:p>
     <w:p>
@@ -1918,7 +3327,7 @@
         <w:pStyle w:val="ListBullet"/>
       </w:pPr>
       <w:r>
-        <w:t>本部门成员的操作日志与团队饱和度</w:t>
+        <w:t>本部门成员的团队饱和度（团队管理页仅本部门数据）</w:t>
       </w:r>
     </w:p>
     <w:p>
@@ -1926,7 +3335,15 @@
         <w:pStyle w:val="ListBullet"/>
       </w:pPr>
       <w:r>
-        <w:t xml:space="preserve">工作台仍只展示 </w:t>
+        <w:t>本部门相关操作日志</w:t>
+      </w:r>
+    </w:p>
+    <w:p>
+      <w:pPr>
+        <w:pStyle w:val="ListBullet"/>
+      </w:pPr>
+      <w:r>
+        <w:t xml:space="preserve">工作台、任务中心仍只展示 </w:t>
       </w:r>
       <w:r>
         <w:rPr>
@@ -1936,6 +3353,18 @@
       </w:r>
       <w:r>
         <w:t xml:space="preserve"> 负责/协办的任务</w:t>
+      </w:r>
+    </w:p>
+    <w:p>
+      <w:pPr>
+        <w:ind w:left="283"/>
+      </w:pPr>
+      <w:r>
+        <w:rPr>
+          <w:i/>
+          <w:color w:val="6B7280"/>
+        </w:rPr>
+        <w:t>**重要**：部门经理身份 **不等于** 可管理本部门所有项目。若需管理某项目，请确保项目详情中 **项目负责人** 为您，或由总经理/管理员调整。</w:t>
       </w:r>
     </w:p>
     <w:p/>
@@ -2044,7 +3473,7 @@
           <w:p>
             <w:r/>
             <w:r>
-              <w:t>本人任务概览</w:t>
+              <w:t>本人任务概览 + 协办专区</w:t>
             </w:r>
           </w:p>
         </w:tc>
@@ -2071,7 +3500,7 @@
           <w:p>
             <w:r/>
             <w:r>
-              <w:t>本部门项目的新建/编辑/归档</w:t>
+              <w:t>全公司项目浏览；新建项目；本人负责项目的编辑/归档</w:t>
             </w:r>
           </w:p>
         </w:tc>
@@ -2098,7 +3527,22 @@
           <w:p>
             <w:r/>
             <w:r>
-              <w:t>本部门全部任务</w:t>
+              <w:rPr>
+                <w:b/>
+              </w:rPr>
+              <w:t>我的</w:t>
+            </w:r>
+            <w:r>
+              <w:t>：本人负责/协办末级任务；</w:t>
+            </w:r>
+            <w:r>
+              <w:rPr>
+                <w:b/>
+              </w:rPr>
+              <w:t>部门</w:t>
+            </w:r>
+            <w:r>
+              <w:t>：本部门成员负责的末级任务（监督用）</w:t>
             </w:r>
           </w:p>
         </w:tc>
@@ -2188,7 +3632,7 @@
           <w:p>
             <w:r/>
             <w:r>
-              <w:t>本部门已归档项目</w:t>
+              <w:t>查询已归档项目（本人负责项目可在项目详情归档）</w:t>
             </w:r>
           </w:p>
         </w:tc>
@@ -2215,7 +3659,7 @@
           <w:p>
             <w:r/>
             <w:r>
-              <w:t>本部门批量导入</w:t>
+              <w:t>批量导入（补全种子数据仅总经理/管理员）</w:t>
             </w:r>
           </w:p>
         </w:tc>
@@ -2321,7 +3765,7 @@
         <w:pStyle w:val="Heading3"/>
       </w:pPr>
       <w:r>
-        <w:t>3.2 新建本部门项目</w:t>
+        <w:t>3.2 新建项目</w:t>
       </w:r>
     </w:p>
     <w:p>
@@ -2349,7 +3793,16 @@
         <w:pStyle w:val="ListNumber"/>
       </w:pPr>
       <w:r>
-        <w:t>所属部门默认为本部门（或选本部门）</w:t>
+        <w:t>填写项目名称、描述、所属部门、</w:t>
+      </w:r>
+      <w:r>
+        <w:rPr>
+          <w:b/>
+        </w:rPr>
+        <w:t>项目负责人</w:t>
+      </w:r>
+      <w:r>
+        <w:t>（建议设为您本人以便后续管理）</w:t>
       </w:r>
     </w:p>
     <w:p>
@@ -2357,7 +3810,16 @@
         <w:pStyle w:val="ListNumber"/>
       </w:pPr>
       <w:r>
-        <w:t>指定项目负责人（通常为您或部门骨干）</w:t>
+        <w:t xml:space="preserve">可选指定 </w:t>
+      </w:r>
+      <w:r>
+        <w:rPr>
+          <w:b/>
+        </w:rPr>
+        <w:t>团队成员</w:t>
+      </w:r>
+      <w:r>
+        <w:t>（协助推进任务；成员可编辑/留言/上传附件，但不可拆分任务或归档项目）</w:t>
       </w:r>
     </w:p>
     <w:p>
@@ -2365,7 +3827,7 @@
         <w:pStyle w:val="ListNumber"/>
       </w:pPr>
       <w:r>
-        <w:t xml:space="preserve">保存后进入详情，上传 </w:t>
+        <w:t xml:space="preserve">指定计划起止日期 → 保存后进入详情，上传 </w:t>
       </w:r>
       <w:r>
         <w:rPr>
@@ -2375,6 +3837,18 @@
       </w:r>
       <w:r>
         <w:t>（可选）</w:t>
+      </w:r>
+    </w:p>
+    <w:p>
+      <w:pPr>
+        <w:ind w:left="283"/>
+      </w:pPr>
+      <w:r>
+        <w:rPr>
+          <w:i/>
+          <w:color w:val="6B7280"/>
+        </w:rPr>
+        <w:t>任何部门经理均可新建项目，不限于本部门；但仅能 **管理** 本人为负责人/创建人的项目。</w:t>
       </w:r>
     </w:p>
     <w:p>
@@ -2390,7 +3864,16 @@
         <w:pStyle w:val="ListNumber"/>
       </w:pPr>
       <w:r>
-        <w:t xml:space="preserve">项目详情 → </w:t>
+        <w:t xml:space="preserve">进入 </w:t>
+      </w:r>
+      <w:r>
+        <w:rPr>
+          <w:b/>
+        </w:rPr>
+        <w:t>本人负责</w:t>
+      </w:r>
+      <w:r>
+        <w:t xml:space="preserve"> 的项目详情 → </w:t>
       </w:r>
       <w:r>
         <w:rPr>
@@ -2404,7 +3887,39 @@
         <w:pStyle w:val="ListNumber"/>
       </w:pPr>
       <w:r>
-        <w:t>填写任务标题、负责人（可选本部门及其他部门执行人）、计划开始、预计工时</w:t>
+        <w:t>填写任务标题、负责人（可选本部门及其他部门执行人）、计划开始、预计工时、</w:t>
+      </w:r>
+      <w:r>
+        <w:rPr>
+          <w:b/>
+        </w:rPr>
+        <w:t>优先级</w:t>
+      </w:r>
+      <w:r>
+        <w:t xml:space="preserve">；带教类可填 </w:t>
+      </w:r>
+      <w:r>
+        <w:rPr>
+          <w:b/>
+        </w:rPr>
+        <w:t>每日投入工时</w:t>
+      </w:r>
+    </w:p>
+    <w:p>
+      <w:pPr>
+        <w:pStyle w:val="ListNumber"/>
+      </w:pPr>
+      <w:r>
+        <w:t xml:space="preserve">可选填 </w:t>
+      </w:r>
+      <w:r>
+        <w:rPr>
+          <w:b/>
+        </w:rPr>
+        <w:t>告知性/辅助性协办人</w:t>
+      </w:r>
+      <w:r>
+        <w:t>（辅助性须协办人填时段并经您或负责人审批）</w:t>
       </w:r>
     </w:p>
     <w:p>
@@ -2454,7 +3969,97 @@
         <w:pStyle w:val="Heading3"/>
       </w:pPr>
       <w:r>
-        <w:t>3.4 过程监督</w:t>
+        <w:t>3.4 跨项目依赖</w:t>
+      </w:r>
+    </w:p>
+    <w:p>
+      <w:r>
+        <w:t xml:space="preserve">当任务须等待 </w:t>
+      </w:r>
+      <w:r>
+        <w:rPr>
+          <w:b/>
+        </w:rPr>
+        <w:t>其他项目</w:t>
+      </w:r>
+      <w:r>
+        <w:t xml:space="preserve"> 任务完成后才能推进：</w:t>
+      </w:r>
+    </w:p>
+    <w:p>
+      <w:pPr>
+        <w:pStyle w:val="ListNumber"/>
+      </w:pPr>
+      <w:r>
+        <w:t xml:space="preserve">打开后继任务详情 → </w:t>
+      </w:r>
+      <w:r>
+        <w:rPr>
+          <w:b/>
+        </w:rPr>
+        <w:t>依赖关系（跨项目）</w:t>
+      </w:r>
+      <w:r>
+        <w:t xml:space="preserve"> → </w:t>
+      </w:r>
+      <w:r>
+        <w:rPr>
+          <w:b/>
+        </w:rPr>
+        <w:t>添加前置依赖</w:t>
+      </w:r>
+    </w:p>
+    <w:p>
+      <w:pPr>
+        <w:pStyle w:val="ListNumber"/>
+      </w:pPr>
+      <w:r>
+        <w:t>选择其他项目的前置任务，填写说明</w:t>
+      </w:r>
+    </w:p>
+    <w:p>
+      <w:pPr>
+        <w:pStyle w:val="ListNumber"/>
+      </w:pPr>
+      <w:r>
+        <w:t xml:space="preserve">项目详情可查看 </w:t>
+      </w:r>
+      <w:r>
+        <w:rPr>
+          <w:b/>
+        </w:rPr>
+        <w:t>跨项目 / 任务依赖</w:t>
+      </w:r>
+      <w:r>
+        <w:t xml:space="preserve"> 汇总表</w:t>
+      </w:r>
+    </w:p>
+    <w:p>
+      <w:pPr>
+        <w:pStyle w:val="ListNumber"/>
+      </w:pPr>
+      <w:r>
+        <w:t>阻塞期间任务不占团队成员当周饱和度</w:t>
+      </w:r>
+    </w:p>
+    <w:p>
+      <w:pPr>
+        <w:ind w:left="283"/>
+      </w:pPr>
+      <w:r>
+        <w:rPr>
+          <w:i/>
+          <w:color w:val="6B7280"/>
+        </w:rPr>
+        <w:t>须为任务可编辑人（负责人/协办人/创建人/项目负责人）方可添加/解除依赖。</w:t>
+      </w:r>
+    </w:p>
+    <w:p>
+      <w:pPr>
+        <w:pStyle w:val="Heading3"/>
+      </w:pPr>
+      <w:r>
+        <w:t>3.5 过程监督</w:t>
       </w:r>
     </w:p>
     <w:p>
@@ -2479,7 +4084,7 @@
         <w:t>当周</w:t>
       </w:r>
       <w:r>
-        <w:t>饱和度</w:t>
+        <w:t>饱和度（含已批准辅助性协办工时）</w:t>
       </w:r>
     </w:p>
     <w:p>
@@ -2495,7 +4100,36 @@
         <w:pStyle w:val="ListNumber"/>
       </w:pPr>
       <w:r>
-        <w:t>点击成员 → 查看其任务看板，必要时调整分配</w:t>
+        <w:t>点击成员 → 查看其任务看板</w:t>
+      </w:r>
+    </w:p>
+    <w:p>
+      <w:pPr>
+        <w:pStyle w:val="ListNumber"/>
+      </w:pPr>
+      <w:r>
+        <w:t xml:space="preserve">顶部 </w:t>
+      </w:r>
+      <w:r>
+        <w:rPr>
+          <w:b/>
+        </w:rPr>
+        <w:t>导出</w:t>
+      </w:r>
+      <w:r>
+        <w:t xml:space="preserve"> 可下载本部门团队 Excel</w:t>
+      </w:r>
+    </w:p>
+    <w:p>
+      <w:pPr>
+        <w:ind w:left="283"/>
+      </w:pPr>
+      <w:r>
+        <w:rPr>
+          <w:i/>
+          <w:color w:val="6B7280"/>
+        </w:rPr>
+        <w:t>监督他人任务进度：进入 **项目管理** 找到对应项目查看；**任务中心** 仅显示您自己的任务。</w:t>
       </w:r>
     </w:p>
     <w:p>
@@ -2503,7 +4137,7 @@
         <w:pStyle w:val="Heading3"/>
       </w:pPr>
       <w:r>
-        <w:t>任务详情干预</w:t>
+        <w:t>任务详情干预（须为项目负责人）</w:t>
       </w:r>
     </w:p>
     <w:tbl>
@@ -2671,7 +4305,7 @@
           <w:p>
             <w:r/>
             <w:r>
-              <w:t>本部门任务（含非本人负责）</w:t>
+              <w:t>本人可编辑的任务</w:t>
             </w:r>
           </w:p>
         </w:tc>
@@ -2720,7 +4354,83 @@
           <w:p>
             <w:r/>
             <w:r>
-              <w:t>若您非负责人，部分字段可能受限；负责人编辑需填修改原因</w:t>
+              <w:t>须为项目负责人/创建人或任务相关人</w:t>
+            </w:r>
+          </w:p>
+        </w:tc>
+      </w:tr>
+      <w:tr>
+        <w:tc>
+          <w:tcPr>
+            <w:tcW w:type="dxa" w:w="2880"/>
+          </w:tcPr>
+          <w:p>
+            <w:r/>
+            <w:r>
+              <w:rPr>
+                <w:b/>
+              </w:rPr>
+              <w:t>作废</w:t>
+            </w:r>
+          </w:p>
+        </w:tc>
+        <w:tc>
+          <w:tcPr>
+            <w:tcW w:type="dxa" w:w="2880"/>
+          </w:tcPr>
+          <w:p>
+            <w:r/>
+            <w:r>
+              <w:t>任务不再执行</w:t>
+            </w:r>
+          </w:p>
+        </w:tc>
+        <w:tc>
+          <w:tcPr>
+            <w:tcW w:type="dxa" w:w="2880"/>
+          </w:tcPr>
+          <w:p>
+            <w:r/>
+            <w:r>
+              <w:t>须为项目负责人或任务创建人</w:t>
+            </w:r>
+          </w:p>
+        </w:tc>
+      </w:tr>
+      <w:tr>
+        <w:tc>
+          <w:tcPr>
+            <w:tcW w:type="dxa" w:w="2880"/>
+          </w:tcPr>
+          <w:p>
+            <w:r/>
+            <w:r>
+              <w:rPr>
+                <w:b/>
+              </w:rPr>
+              <w:t>审批辅助性协办</w:t>
+            </w:r>
+          </w:p>
+        </w:tc>
+        <w:tc>
+          <w:tcPr>
+            <w:tcW w:type="dxa" w:w="2880"/>
+          </w:tcPr>
+          <w:p>
+            <w:r/>
+            <w:r>
+              <w:t>协办人提交协助时段</w:t>
+            </w:r>
+          </w:p>
+        </w:tc>
+        <w:tc>
+          <w:tcPr>
+            <w:tcW w:type="dxa" w:w="2880"/>
+          </w:tcPr>
+          <w:p>
+            <w:r/>
+            <w:r>
+              <w:t>任务详情中同意/拒绝</w:t>
             </w:r>
           </w:p>
         </w:tc>
@@ -2735,7 +4445,7 @@
           <w:i/>
           <w:color w:val="6B7280"/>
         </w:rPr>
-        <w:t>部门经理对 **本部门项目下任务** 可驳回、转办、更新进度；**标记完成/开始执行** 通常需为任务负责人，或由总经理/管理员操作。</w:t>
+        <w:t>对 **非本人负责项目** 下的任务，您只能 **只读查看**，不能驳回/转办/编辑。可联系该项目负责人或总经理/管理员处理。</w:t>
       </w:r>
     </w:p>
     <w:p>
@@ -2760,7 +4470,7 @@
         <w:t>留言讨论</w:t>
       </w:r>
       <w:r>
-        <w:t>：本部门经理、负责人、协办人、项目负责人均可留言</w:t>
+        <w:t>：须为任务相关人（负责人/协办人/项目负责人等）方可留言</w:t>
       </w:r>
     </w:p>
     <w:p>
@@ -2820,13 +4530,16 @@
         <w:pStyle w:val="ListBullet"/>
       </w:pPr>
       <w:r>
-        <w:t xml:space="preserve">点击留言或附件中的图片可 </w:t>
+        <w:t xml:space="preserve">可 </w:t>
       </w:r>
       <w:r>
         <w:rPr>
           <w:b/>
         </w:rPr>
-        <w:t>放大预览</w:t>
+        <w:t>添加钉钉文档链接</w:t>
+      </w:r>
+      <w:r>
+        <w:t xml:space="preserve"> 作为项目/任务附件</w:t>
       </w:r>
     </w:p>
     <w:p>
@@ -2834,7 +4547,7 @@
         <w:pStyle w:val="Heading3"/>
       </w:pPr>
       <w:r>
-        <w:t>3.5 项目收尾</w:t>
+        <w:t>3.6 项目收尾</w:t>
       </w:r>
     </w:p>
     <w:p>
@@ -2849,6 +4562,9 @@
           <w:b/>
         </w:rPr>
         <w:t>已完成</w:t>
+      </w:r>
+      <w:r>
+        <w:t>（在本人负责的项目下操作）</w:t>
       </w:r>
     </w:p>
     <w:p>
@@ -2887,7 +4603,7 @@
         <w:pStyle w:val="Heading3"/>
       </w:pPr>
       <w:r>
-        <w:t>3.6 临时任务</w:t>
+        <w:t>3.7 临时任务</w:t>
       </w:r>
     </w:p>
     <w:p>
@@ -2933,7 +4649,7 @@
         <w:pStyle w:val="Heading3"/>
       </w:pPr>
       <w:r>
-        <w:t>3.7 导出数据</w:t>
+        <w:t>3.8 导出数据</w:t>
       </w:r>
     </w:p>
     <w:p>
@@ -2947,7 +4663,7 @@
         <w:t>项目管理</w:t>
       </w:r>
       <w:r>
-        <w:t xml:space="preserve"> 页 → 导出本部门项目 Excel</w:t>
+        <w:t xml:space="preserve"> 页 → 导出当前筛选条件下的项目 Excel（默认含全公司，可按部门筛选）</w:t>
       </w:r>
     </w:p>
     <w:p>
@@ -2961,7 +4677,16 @@
         <w:t>任务中心</w:t>
       </w:r>
       <w:r>
-        <w:t xml:space="preserve"> 页 → 导出本部门任务 Excel</w:t>
+        <w:t xml:space="preserve"> 页 → 导出 </w:t>
+      </w:r>
+      <w:r>
+        <w:rPr>
+          <w:b/>
+        </w:rPr>
+        <w:t>本人</w:t>
+      </w:r>
+      <w:r>
+        <w:t xml:space="preserve"> 任务 Excel</w:t>
       </w:r>
     </w:p>
     <w:p>
@@ -3043,16 +4768,13 @@
           <w:p>
             <w:r/>
             <w:r>
-              <w:t xml:space="preserve">新建/编辑/归档 </w:t>
-            </w:r>
-            <w:r>
               <w:rPr>
                 <w:b/>
               </w:rPr>
-              <w:t>本部门</w:t>
-            </w:r>
-            <w:r>
-              <w:t xml:space="preserve"> 项目</w:t>
+              <w:t>浏览</w:t>
+            </w:r>
+            <w:r>
+              <w:t xml:space="preserve"> 全公司所有项目与任务</w:t>
             </w:r>
           </w:p>
         </w:tc>
@@ -3063,7 +4785,16 @@
           <w:p>
             <w:r/>
             <w:r>
-              <w:t>查看或编辑其他部门项目</w:t>
+              <w:t xml:space="preserve">编辑/归档 </w:t>
+            </w:r>
+            <w:r>
+              <w:rPr>
+                <w:b/>
+              </w:rPr>
+              <w:t>非本人负责</w:t>
+            </w:r>
+            <w:r>
+              <w:t xml:space="preserve"> 的项目</w:t>
             </w:r>
           </w:p>
         </w:tc>
@@ -3076,13 +4807,7 @@
           <w:p>
             <w:r/>
             <w:r>
-              <w:t xml:space="preserve">在本部门项目下 </w:t>
-            </w:r>
-            <w:r>
-              <w:rPr>
-                <w:b/>
-              </w:rPr>
-              <w:t>添加主/子任务</w:t>
+              <w:t>新建项目（任意部门）</w:t>
             </w:r>
           </w:p>
         </w:tc>
@@ -3093,7 +4818,7 @@
           <w:p>
             <w:r/>
             <w:r>
-              <w:t>在执行人员无项目权限时替其拆任务</w:t>
+              <w:t>删除项目（仅总经理/管理员）</w:t>
             </w:r>
           </w:p>
         </w:tc>
@@ -3106,13 +4831,16 @@
           <w:p>
             <w:r/>
             <w:r>
+              <w:t xml:space="preserve">在 </w:t>
+            </w:r>
+            <w:r>
               <w:rPr>
                 <w:b/>
               </w:rPr>
-              <w:t>驳回/转办</w:t>
-            </w:r>
-            <w:r>
-              <w:t xml:space="preserve"> 本部门相关任务</w:t>
+              <w:t>本人负责项目</w:t>
+            </w:r>
+            <w:r>
+              <w:t xml:space="preserve"> 下添加主/子任务、指定协办人/团队成员</w:t>
             </w:r>
           </w:p>
         </w:tc>
@@ -3123,7 +4851,7 @@
           <w:p>
             <w:r/>
             <w:r>
-              <w:t>同步钉钉通讯录</w:t>
+              <w:t>替他人项目管理任务（非项目负责人时）</w:t>
             </w:r>
           </w:p>
         </w:tc>
@@ -3139,19 +4867,10 @@
               <w:rPr>
                 <w:b/>
               </w:rPr>
-              <w:t>作废</w:t>
-            </w:r>
-            <w:r>
-              <w:t xml:space="preserve"> 本部门人员 </w:t>
-            </w:r>
-            <w:r>
-              <w:rPr>
-                <w:b/>
-              </w:rPr>
-              <w:t>创建</w:t>
-            </w:r>
-            <w:r>
-              <w:t xml:space="preserve"> 的任务</w:t>
+              <w:t>驳回/转办/作废</w:t>
+            </w:r>
+            <w:r>
+              <w:t xml:space="preserve"> 本人负责项目下的任务</w:t>
             </w:r>
           </w:p>
         </w:tc>
@@ -3162,7 +4881,7 @@
           <w:p>
             <w:r/>
             <w:r>
-              <w:t>添加人员、修改角色/部门/姓名</w:t>
+              <w:t>对非本人负责项目任务进行干预</w:t>
             </w:r>
           </w:p>
         </w:tc>
@@ -3175,7 +4894,7 @@
           <w:p>
             <w:r/>
             <w:r>
-              <w:t>更新本部门任务进度</w:t>
+              <w:t>配置/解除本人可编辑任务的前置依赖</w:t>
             </w:r>
           </w:p>
         </w:tc>
@@ -3186,7 +4905,7 @@
           <w:p>
             <w:r/>
             <w:r>
-              <w:t>查看其他部门操作日志</w:t>
+              <w:t>同步钉钉通讯录、使用滚动大屏</w:t>
             </w:r>
           </w:p>
         </w:tc>
@@ -3216,7 +4935,7 @@
           <w:p>
             <w:r/>
             <w:r>
-              <w:t>编辑其他部门人员</w:t>
+              <w:t>添加人员、修改角色/部门/姓名</w:t>
             </w:r>
           </w:p>
         </w:tc>
@@ -3229,7 +4948,7 @@
           <w:p>
             <w:r/>
             <w:r>
-              <w:t>任务留言、@ 提及、粘贴图片</w:t>
+              <w:t>团队管理（本部门饱和度）</w:t>
             </w:r>
           </w:p>
         </w:tc>
@@ -3240,7 +4959,7 @@
           <w:p>
             <w:r/>
             <w:r>
-              <w:t>—</w:t>
+              <w:t>查看其他部门操作日志（服务端按范围过滤）</w:t>
             </w:r>
           </w:p>
         </w:tc>
@@ -3253,7 +4972,7 @@
           <w:p>
             <w:r/>
             <w:r>
-              <w:t>上传本部门项目文档、督促上传任务附件</w:t>
+              <w:t>任务留言、@ 提及、粘贴图片、钉钉文档链接</w:t>
             </w:r>
           </w:p>
         </w:tc>
@@ -3459,6 +5178,36 @@
           <w:p>
             <w:r/>
             <w:r>
+              <w:t>辅助性协办待审批</w:t>
+            </w:r>
+          </w:p>
+        </w:tc>
+        <w:tc>
+          <w:tcPr>
+            <w:tcW w:type="dxa" w:w="4320"/>
+          </w:tcPr>
+          <w:p>
+            <w:r/>
+            <w:r>
+              <w:rPr>
+                <w:b/>
+              </w:rPr>
+              <w:t>是</w:t>
+            </w:r>
+            <w:r>
+              <w:t>（若您是任务负责人或项目负责人）</w:t>
+            </w:r>
+          </w:p>
+        </w:tc>
+      </w:tr>
+      <w:tr>
+        <w:tc>
+          <w:tcPr>
+            <w:tcW w:type="dxa" w:w="4320"/>
+          </w:tcPr>
+          <w:p>
+            <w:r/>
+            <w:r>
               <w:t>任务临期/逾期</w:t>
             </w:r>
           </w:p>
@@ -3520,19 +5269,68 @@
         <w:rPr>
           <w:b/>
         </w:rPr>
-        <w:t>Q：为什么我不能编辑某个任务？</w:t>
+        <w:t>Q：我是部门经理，为什么不能编辑某个本部门项目？</w:t>
       </w:r>
       <w:r>
-        <w:t xml:space="preserve"> A：「编辑」按钮对负责人和总经理/管理员开放。您可用 </w:t>
+        <w:t xml:space="preserve"> A：项目管理权看 </w:t>
       </w:r>
       <w:r>
         <w:rPr>
           <w:b/>
         </w:rPr>
-        <w:t>驳回/转办/快捷进度</w:t>
+        <w:t>项目负责人/创建人</w:t>
       </w:r>
       <w:r>
-        <w:t xml:space="preserve"> 干预；或联系管理员协助编辑。</w:t>
+        <w:t>，不看部门。请确认项目详情中负责人是否为您，或联系总经理调整。</w:t>
+      </w:r>
+    </w:p>
+    <w:p>
+      <w:r>
+        <w:rPr>
+          <w:b/>
+        </w:rPr>
+        <w:t>Q：为什么我不能编辑某个任务？</w:t>
+      </w:r>
+      <w:r>
+        <w:t xml:space="preserve"> A：须为任务负责人、协办人、创建人或 </w:t>
+      </w:r>
+      <w:r>
+        <w:rPr>
+          <w:b/>
+        </w:rPr>
+        <w:t>该项目负责人</w:t>
+      </w:r>
+      <w:r>
+        <w:t>。其他情况只能只读查看，或请项目负责人/管理员协助。</w:t>
+      </w:r>
+    </w:p>
+    <w:p>
+      <w:r>
+        <w:rPr>
+          <w:b/>
+        </w:rPr>
+        <w:t>Q：任务中心为什么看不到下属的任务？</w:t>
+      </w:r>
+      <w:r>
+        <w:t xml:space="preserve"> A：请切换到任务中心顶部的 </w:t>
+      </w:r>
+      <w:r>
+        <w:rPr>
+          <w:b/>
+        </w:rPr>
+        <w:t>「部门」</w:t>
+      </w:r>
+      <w:r>
+        <w:t xml:space="preserve"> 页签，可查看本部门成员负责的末级任务。也可使用 </w:t>
+      </w:r>
+      <w:r>
+        <w:rPr>
+          <w:b/>
+        </w:rPr>
+        <w:t>团队管理</w:t>
+      </w:r>
+      <w:r>
+        <w:t xml:space="preserve"> → 点击成员查看其任务看板。</w:t>
       </w:r>
     </w:p>
     <w:p>
@@ -3592,173 +5390,16 @@
         <w:t>归档管理</w:t>
       </w:r>
       <w:r>
-        <w:t xml:space="preserve"> 菜单，仅查询；新归档请在项目详情操作。</w:t>
-      </w:r>
-    </w:p>
-    <w:p>
-      <w:pPr>
-        <w:pStyle w:val="Heading2"/>
-      </w:pPr>
-      <w:r>
-        <w:t>补充说明（2026-06 更新）</w:t>
-      </w:r>
-    </w:p>
-    <w:p>
-      <w:pPr>
-        <w:pStyle w:val="Heading3"/>
-      </w:pPr>
-      <w:r>
-        <w:t>人员档案（部门经理）</w:t>
-      </w:r>
-    </w:p>
-    <w:p>
-      <w:pPr>
-        <w:pStyle w:val="ListBullet"/>
-      </w:pPr>
-      <w:r>
-        <w:t xml:space="preserve">部门经理可进入 </w:t>
+        <w:t xml:space="preserve"> 菜单查询；新归档请在 </w:t>
       </w:r>
       <w:r>
         <w:rPr>
           <w:b/>
         </w:rPr>
-        <w:t>人员档案</w:t>
+        <w:t>本人负责</w:t>
       </w:r>
       <w:r>
-        <w:t xml:space="preserve">，查看 </w:t>
-      </w:r>
-      <w:r>
-        <w:rPr>
-          <w:b/>
-        </w:rPr>
-        <w:t>本部门</w:t>
-      </w:r>
-      <w:r>
-        <w:t xml:space="preserve"> 人员。</w:t>
-      </w:r>
-    </w:p>
-    <w:p>
-      <w:pPr>
-        <w:pStyle w:val="ListBullet"/>
-      </w:pPr>
-      <w:r>
-        <w:t xml:space="preserve">可编辑本部门 </w:t>
-      </w:r>
-      <w:r>
-        <w:rPr>
-          <w:b/>
-        </w:rPr>
-        <w:t>执行人员</w:t>
-      </w:r>
-      <w:r>
-        <w:t xml:space="preserve"> 的职位、直属上级、标准周工时。</w:t>
-      </w:r>
-    </w:p>
-    <w:p>
-      <w:pPr>
-        <w:pStyle w:val="ListBullet"/>
-      </w:pPr>
-      <w:r>
-        <w:rPr>
-          <w:b/>
-        </w:rPr>
-        <w:t>不可</w:t>
-      </w:r>
-      <w:r>
-        <w:t>：同步钉钉通讯录、添加人员、修改角色/部门/姓名。人员绑定请联系总经理/管理员。</w:t>
-      </w:r>
-    </w:p>
-    <w:p>
-      <w:pPr>
-        <w:pStyle w:val="Heading3"/>
-      </w:pPr>
-      <w:r>
-        <w:t>任务留言与 @ 提醒</w:t>
-      </w:r>
-    </w:p>
-    <w:p>
-      <w:pPr>
-        <w:pStyle w:val="ListBullet"/>
-      </w:pPr>
-      <w:r>
-        <w:t xml:space="preserve">任务详情 </w:t>
-      </w:r>
-      <w:r>
-        <w:rPr>
-          <w:b/>
-        </w:rPr>
-        <w:t>留言讨论</w:t>
-      </w:r>
-      <w:r>
-        <w:t>：项目负责人、协办人、任务负责人及本部门经理可留言。</w:t>
-      </w:r>
-    </w:p>
-    <w:p>
-      <w:pPr>
-        <w:pStyle w:val="ListBullet"/>
-      </w:pPr>
-      <w:r>
-        <w:t xml:space="preserve">输入 </w:t>
-      </w:r>
-      <w:r>
-        <w:rPr>
-          <w:b/>
-        </w:rPr>
-        <w:t>@</w:t>
-      </w:r>
-      <w:r>
-        <w:t xml:space="preserve"> 提及相关人员，对方会收到钉钉 </w:t>
-      </w:r>
-      <w:r>
-        <w:rPr>
-          <w:b/>
-        </w:rPr>
-        <w:t>留言提及</w:t>
-      </w:r>
-      <w:r>
-        <w:t xml:space="preserve"> 通知（需已绑定 userid）。</w:t>
-      </w:r>
-    </w:p>
-    <w:p>
-      <w:pPr>
-        <w:pStyle w:val="ListBullet"/>
-      </w:pPr>
-      <w:r>
-        <w:t xml:space="preserve">留言与任务附件均支持 </w:t>
-      </w:r>
-      <w:r>
-        <w:rPr>
-          <w:b/>
-        </w:rPr>
-        <w:t>Ctrl+V 粘贴图片</w:t>
-      </w:r>
-      <w:r>
-        <w:t>；图片可点击放大预览。</w:t>
-      </w:r>
-    </w:p>
-    <w:p>
-      <w:pPr>
-        <w:pStyle w:val="Heading3"/>
-      </w:pPr>
-      <w:r>
-        <w:t>团队饱和度</w:t>
-      </w:r>
-    </w:p>
-    <w:p>
-      <w:pPr>
-        <w:pStyle w:val="ListBullet"/>
-      </w:pPr>
-      <w:r>
-        <w:t xml:space="preserve">团队管理饱和度按 </w:t>
-      </w:r>
-      <w:r>
-        <w:rPr>
-          <w:b/>
-        </w:rPr>
-        <w:t>当周</w:t>
-      </w:r>
-      <w:r>
-        <w:t xml:space="preserve"> 工时统计。</w:t>
+        <w:t xml:space="preserve"> 的项目详情操作。</w:t>
       </w:r>
     </w:p>
     <w:sectPr>
